--- a/assets/worksheets/simple-spectrometer/03-fourier-series.docx
+++ b/assets/worksheets/simple-spectrometer/03-fourier-series.docx
@@ -1040,7 +1040,7 @@
   <w:docDefaults>
     <w:rPrDefault>
       <w:rPr>
-        <w:rFonts w:asciiTheme="minorHAnsi" w:eastAsiaTheme="minorEastAsia" w:hAnsiTheme="minorHAnsi" w:cstheme="minorBidi"/>
+        <w:rFonts w:ascii="Arial" w:hAnsi="Arial" w:cs="Arial" w:eastAsia="Arial"/>
         <w:sz w:val="22"/>
         <w:szCs w:val="22"/>
         <w:lang w:val="en-US" w:eastAsia="en-US" w:bidi="ar-SA"/>
@@ -1199,7 +1199,7 @@
       <w:spacing w:after="120" w:line="264" w:lineRule="auto"/>
     </w:pPr>
     <w:rPr>
-      <w:rFonts w:ascii="Arial" w:hAnsi="Arial"/>
+      <w:rFonts w:ascii="Arial" w:hAnsi="Arial" w:cs="Arial" w:eastAsia="Arial"/>
       <w:b w:val="0"/>
       <w:color w:val="000000"/>
       <w:sz w:val="22"/>
@@ -1216,7 +1216,7 @@
       <w:spacing w:after="120" w:line="264" w:lineRule="auto"/>
     </w:pPr>
     <w:rPr>
-      <w:rFonts w:ascii="Arial" w:hAnsi="Arial"/>
+      <w:rFonts w:ascii="Arial" w:hAnsi="Arial" w:cs="Arial" w:eastAsia="Arial"/>
       <w:b w:val="0"/>
       <w:color w:val="000000"/>
       <w:sz w:val="18"/>
@@ -1240,7 +1240,7 @@
       <w:spacing w:after="120" w:line="264" w:lineRule="auto"/>
     </w:pPr>
     <w:rPr>
-      <w:rFonts w:ascii="Arial" w:hAnsi="Arial"/>
+      <w:rFonts w:ascii="Arial" w:hAnsi="Arial" w:cs="Arial" w:eastAsia="Arial"/>
       <w:b w:val="0"/>
       <w:color w:val="000000"/>
       <w:sz w:val="18"/>
@@ -1268,7 +1268,7 @@
       <w:outlineLvl w:val="0"/>
     </w:pPr>
     <w:rPr>
-      <w:rFonts w:asciiTheme="majorHAnsi" w:eastAsiaTheme="majorEastAsia" w:hAnsiTheme="majorHAnsi" w:cstheme="majorBidi" w:ascii="Arial" w:hAnsi="Arial"/>
+      <w:rFonts w:ascii="Arial" w:hAnsi="Arial" w:cs="Arial" w:eastAsia="Arial"/>
       <w:b/>
       <w:bCs/>
       <w:color w:val="000000"/>
@@ -1292,7 +1292,7 @@
       <w:outlineLvl w:val="1"/>
     </w:pPr>
     <w:rPr>
-      <w:rFonts w:asciiTheme="majorHAnsi" w:eastAsiaTheme="majorEastAsia" w:hAnsiTheme="majorHAnsi" w:cstheme="majorBidi" w:ascii="Arial" w:hAnsi="Arial"/>
+      <w:rFonts w:ascii="Arial" w:hAnsi="Arial" w:cs="Arial" w:eastAsia="Arial"/>
       <w:b/>
       <w:bCs/>
       <w:color w:val="000000"/>
@@ -1316,7 +1316,7 @@
       <w:outlineLvl w:val="2"/>
     </w:pPr>
     <w:rPr>
-      <w:rFonts w:asciiTheme="majorHAnsi" w:eastAsiaTheme="majorEastAsia" w:hAnsiTheme="majorHAnsi" w:cstheme="majorBidi"/>
+      <w:rFonts w:ascii="Arial" w:hAnsi="Arial" w:cs="Arial" w:eastAsia="Arial"/>
       <w:b/>
       <w:bCs/>
       <w:color w:val="4F81BD" w:themeColor="accent1"/>
@@ -1339,7 +1339,7 @@
       <w:outlineLvl w:val="3"/>
     </w:pPr>
     <w:rPr>
-      <w:rFonts w:asciiTheme="majorHAnsi" w:eastAsiaTheme="majorEastAsia" w:hAnsiTheme="majorHAnsi" w:cstheme="majorBidi"/>
+      <w:rFonts w:ascii="Arial" w:hAnsi="Arial" w:cs="Arial" w:eastAsia="Arial"/>
       <w:b/>
       <w:bCs/>
       <w:i/>
@@ -1364,7 +1364,7 @@
       <w:outlineLvl w:val="4"/>
     </w:pPr>
     <w:rPr>
-      <w:rFonts w:asciiTheme="majorHAnsi" w:eastAsiaTheme="majorEastAsia" w:hAnsiTheme="majorHAnsi" w:cstheme="majorBidi"/>
+      <w:rFonts w:ascii="Arial" w:hAnsi="Arial" w:cs="Arial" w:eastAsia="Arial"/>
       <w:color w:val="243F60" w:themeColor="accent1" w:themeShade="7F"/>
     </w:rPr>
   </w:style>
@@ -1385,7 +1385,7 @@
       <w:outlineLvl w:val="5"/>
     </w:pPr>
     <w:rPr>
-      <w:rFonts w:asciiTheme="majorHAnsi" w:eastAsiaTheme="majorEastAsia" w:hAnsiTheme="majorHAnsi" w:cstheme="majorBidi"/>
+      <w:rFonts w:ascii="Arial" w:hAnsi="Arial" w:cs="Arial" w:eastAsia="Arial"/>
       <w:i/>
       <w:iCs/>
       <w:color w:val="243F60" w:themeColor="accent1" w:themeShade="7F"/>
@@ -1408,7 +1408,7 @@
       <w:outlineLvl w:val="6"/>
     </w:pPr>
     <w:rPr>
-      <w:rFonts w:asciiTheme="majorHAnsi" w:eastAsiaTheme="majorEastAsia" w:hAnsiTheme="majorHAnsi" w:cstheme="majorBidi"/>
+      <w:rFonts w:ascii="Arial" w:hAnsi="Arial" w:cs="Arial" w:eastAsia="Arial"/>
       <w:i/>
       <w:iCs/>
       <w:color w:val="404040" w:themeColor="text1" w:themeTint="BF"/>
@@ -1431,7 +1431,7 @@
       <w:outlineLvl w:val="7"/>
     </w:pPr>
     <w:rPr>
-      <w:rFonts w:asciiTheme="majorHAnsi" w:eastAsiaTheme="majorEastAsia" w:hAnsiTheme="majorHAnsi" w:cstheme="majorBidi"/>
+      <w:rFonts w:ascii="Arial" w:hAnsi="Arial" w:cs="Arial" w:eastAsia="Arial"/>
       <w:color w:val="4F81BD" w:themeColor="accent1"/>
       <w:sz w:val="20"/>
       <w:szCs w:val="20"/>
@@ -1454,7 +1454,7 @@
       <w:outlineLvl w:val="8"/>
     </w:pPr>
     <w:rPr>
-      <w:rFonts w:asciiTheme="majorHAnsi" w:eastAsiaTheme="majorEastAsia" w:hAnsiTheme="majorHAnsi" w:cstheme="majorBidi"/>
+      <w:rFonts w:ascii="Arial" w:hAnsi="Arial" w:cs="Arial" w:eastAsia="Arial"/>
       <w:i/>
       <w:iCs/>
       <w:color w:val="404040" w:themeColor="text1" w:themeTint="BF"/>
@@ -1505,7 +1505,7 @@
     <w:uiPriority w:val="9"/>
     <w:rsid w:val="00FC693F"/>
     <w:rPr>
-      <w:rFonts w:asciiTheme="majorHAnsi" w:eastAsiaTheme="majorEastAsia" w:hAnsiTheme="majorHAnsi" w:cstheme="majorBidi"/>
+      <w:rFonts w:ascii="Arial" w:hAnsi="Arial" w:cs="Arial" w:eastAsia="Arial"/>
       <w:b/>
       <w:bCs/>
       <w:color w:val="365F91" w:themeColor="accent1" w:themeShade="BF"/>
@@ -1520,7 +1520,7 @@
     <w:uiPriority w:val="9"/>
     <w:rsid w:val="00FC693F"/>
     <w:rPr>
-      <w:rFonts w:asciiTheme="majorHAnsi" w:eastAsiaTheme="majorEastAsia" w:hAnsiTheme="majorHAnsi" w:cstheme="majorBidi"/>
+      <w:rFonts w:ascii="Arial" w:hAnsi="Arial" w:cs="Arial" w:eastAsia="Arial"/>
       <w:b/>
       <w:bCs/>
       <w:color w:val="4F81BD" w:themeColor="accent1"/>
@@ -1535,7 +1535,7 @@
     <w:uiPriority w:val="9"/>
     <w:rsid w:val="00FC693F"/>
     <w:rPr>
-      <w:rFonts w:asciiTheme="majorHAnsi" w:eastAsiaTheme="majorEastAsia" w:hAnsiTheme="majorHAnsi" w:cstheme="majorBidi"/>
+      <w:rFonts w:ascii="Arial" w:hAnsi="Arial" w:cs="Arial" w:eastAsia="Arial"/>
       <w:b/>
       <w:bCs/>
       <w:color w:val="4F81BD" w:themeColor="accent1"/>
@@ -1554,7 +1554,7 @@
       <w:contextualSpacing/>
     </w:pPr>
     <w:rPr>
-      <w:rFonts w:asciiTheme="majorHAnsi" w:eastAsiaTheme="majorEastAsia" w:hAnsiTheme="majorHAnsi" w:cstheme="majorBidi" w:ascii="Arial" w:hAnsi="Arial"/>
+      <w:rFonts w:ascii="Arial" w:hAnsi="Arial" w:cs="Arial" w:eastAsia="Arial"/>
       <w:b/>
       <w:color w:val="000000"/>
       <w:spacing w:val="5"/>
@@ -1570,7 +1570,7 @@
     <w:uiPriority w:val="10"/>
     <w:rsid w:val="00FC693F"/>
     <w:rPr>
-      <w:rFonts w:asciiTheme="majorHAnsi" w:eastAsiaTheme="majorEastAsia" w:hAnsiTheme="majorHAnsi" w:cstheme="majorBidi"/>
+      <w:rFonts w:ascii="Arial" w:hAnsi="Arial" w:cs="Arial" w:eastAsia="Arial"/>
       <w:color w:val="17365D" w:themeColor="text2" w:themeShade="BF"/>
       <w:spacing w:val="5"/>
       <w:kern w:val="28"/>
@@ -1593,7 +1593,7 @@
       <w:spacing w:after="120" w:line="264" w:lineRule="auto"/>
     </w:pPr>
     <w:rPr>
-      <w:rFonts w:asciiTheme="majorHAnsi" w:eastAsiaTheme="majorEastAsia" w:hAnsiTheme="majorHAnsi" w:cstheme="majorBidi" w:ascii="Arial" w:hAnsi="Arial"/>
+      <w:rFonts w:ascii="Arial" w:hAnsi="Arial" w:cs="Arial" w:eastAsia="Arial"/>
       <w:b w:val="0"/>
       <w:i/>
       <w:iCs/>
@@ -1610,7 +1610,7 @@
     <w:uiPriority w:val="11"/>
     <w:rsid w:val="00FC693F"/>
     <w:rPr>
-      <w:rFonts w:asciiTheme="majorHAnsi" w:eastAsiaTheme="majorEastAsia" w:hAnsiTheme="majorHAnsi" w:cstheme="majorBidi"/>
+      <w:rFonts w:ascii="Arial" w:hAnsi="Arial" w:cs="Arial" w:eastAsia="Arial"/>
       <w:i/>
       <w:iCs/>
       <w:color w:val="4F81BD" w:themeColor="accent1"/>
@@ -1739,7 +1739,7 @@
       <w:contextualSpacing/>
     </w:pPr>
     <w:rPr>
-      <w:rFonts w:ascii="Arial" w:hAnsi="Arial"/>
+      <w:rFonts w:ascii="Arial" w:hAnsi="Arial" w:cs="Arial" w:eastAsia="Arial"/>
       <w:b w:val="0"/>
       <w:color w:val="000000"/>
       <w:sz w:val="22"/>
@@ -1785,7 +1785,7 @@
       <w:contextualSpacing/>
     </w:pPr>
     <w:rPr>
-      <w:rFonts w:ascii="Arial" w:hAnsi="Arial"/>
+      <w:rFonts w:ascii="Arial" w:hAnsi="Arial" w:cs="Arial" w:eastAsia="Arial"/>
       <w:b w:val="0"/>
       <w:color w:val="000000"/>
       <w:sz w:val="22"/>
@@ -1871,7 +1871,7 @@
       </w:tabs>
     </w:pPr>
     <w:rPr>
-      <w:rFonts w:ascii="Courier" w:hAnsi="Courier"/>
+      <w:rFonts w:ascii="Arial" w:hAnsi="Arial" w:cs="Arial" w:eastAsia="Arial"/>
       <w:sz w:val="20"/>
       <w:szCs w:val="20"/>
     </w:rPr>
@@ -1883,7 +1883,7 @@
     <w:uiPriority w:val="99"/>
     <w:rsid w:val="0029639D"/>
     <w:rPr>
-      <w:rFonts w:ascii="Courier" w:hAnsi="Courier"/>
+      <w:rFonts w:ascii="Arial" w:hAnsi="Arial" w:cs="Arial" w:eastAsia="Arial"/>
       <w:sz w:val="20"/>
       <w:szCs w:val="20"/>
     </w:rPr>
@@ -1922,7 +1922,7 @@
     <w:semiHidden/>
     <w:rsid w:val="00FC693F"/>
     <w:rPr>
-      <w:rFonts w:asciiTheme="majorHAnsi" w:eastAsiaTheme="majorEastAsia" w:hAnsiTheme="majorHAnsi" w:cstheme="majorBidi"/>
+      <w:rFonts w:ascii="Arial" w:hAnsi="Arial" w:cs="Arial" w:eastAsia="Arial"/>
       <w:b/>
       <w:bCs/>
       <w:i/>
@@ -1938,7 +1938,7 @@
     <w:semiHidden/>
     <w:rsid w:val="00FC693F"/>
     <w:rPr>
-      <w:rFonts w:asciiTheme="majorHAnsi" w:eastAsiaTheme="majorEastAsia" w:hAnsiTheme="majorHAnsi" w:cstheme="majorBidi"/>
+      <w:rFonts w:ascii="Arial" w:hAnsi="Arial" w:cs="Arial" w:eastAsia="Arial"/>
       <w:color w:val="243F60" w:themeColor="accent1" w:themeShade="7F"/>
     </w:rPr>
   </w:style>
@@ -1950,7 +1950,7 @@
     <w:semiHidden/>
     <w:rsid w:val="00FC693F"/>
     <w:rPr>
-      <w:rFonts w:asciiTheme="majorHAnsi" w:eastAsiaTheme="majorEastAsia" w:hAnsiTheme="majorHAnsi" w:cstheme="majorBidi"/>
+      <w:rFonts w:ascii="Arial" w:hAnsi="Arial" w:cs="Arial" w:eastAsia="Arial"/>
       <w:i/>
       <w:iCs/>
       <w:color w:val="243F60" w:themeColor="accent1" w:themeShade="7F"/>
@@ -1964,7 +1964,7 @@
     <w:semiHidden/>
     <w:rsid w:val="00FC693F"/>
     <w:rPr>
-      <w:rFonts w:asciiTheme="majorHAnsi" w:eastAsiaTheme="majorEastAsia" w:hAnsiTheme="majorHAnsi" w:cstheme="majorBidi"/>
+      <w:rFonts w:ascii="Arial" w:hAnsi="Arial" w:cs="Arial" w:eastAsia="Arial"/>
       <w:i/>
       <w:iCs/>
       <w:color w:val="404040" w:themeColor="text1" w:themeTint="BF"/>
@@ -1978,7 +1978,7 @@
     <w:semiHidden/>
     <w:rsid w:val="00FC693F"/>
     <w:rPr>
-      <w:rFonts w:asciiTheme="majorHAnsi" w:eastAsiaTheme="majorEastAsia" w:hAnsiTheme="majorHAnsi" w:cstheme="majorBidi"/>
+      <w:rFonts w:ascii="Arial" w:hAnsi="Arial" w:cs="Arial" w:eastAsia="Arial"/>
       <w:color w:val="4F81BD" w:themeColor="accent1"/>
       <w:sz w:val="20"/>
       <w:szCs w:val="20"/>
@@ -1992,7 +1992,7 @@
     <w:semiHidden/>
     <w:rsid w:val="00FC693F"/>
     <w:rPr>
-      <w:rFonts w:asciiTheme="majorHAnsi" w:eastAsiaTheme="majorEastAsia" w:hAnsiTheme="majorHAnsi" w:cstheme="majorBidi"/>
+      <w:rFonts w:ascii="Arial" w:hAnsi="Arial" w:cs="Arial" w:eastAsia="Arial"/>
       <w:i/>
       <w:iCs/>
       <w:color w:val="404040" w:themeColor="text1" w:themeTint="BF"/>
@@ -3578,7 +3578,7 @@
         <w:spacing w:before="0" w:after="0" w:line="240" w:lineRule="auto"/>
       </w:pPr>
       <w:rPr>
-        <w:rFonts w:asciiTheme="majorHAnsi" w:eastAsiaTheme="majorEastAsia" w:hAnsiTheme="majorHAnsi" w:cstheme="majorBidi"/>
+        <w:rFonts w:ascii="Arial" w:hAnsi="Arial" w:cs="Arial" w:eastAsia="Arial"/>
         <w:b/>
         <w:bCs/>
       </w:rPr>
@@ -3599,7 +3599,7 @@
         <w:spacing w:before="0" w:after="0" w:line="240" w:lineRule="auto"/>
       </w:pPr>
       <w:rPr>
-        <w:rFonts w:asciiTheme="majorHAnsi" w:eastAsiaTheme="majorEastAsia" w:hAnsiTheme="majorHAnsi" w:cstheme="majorBidi"/>
+        <w:rFonts w:ascii="Arial" w:hAnsi="Arial" w:cs="Arial" w:eastAsia="Arial"/>
         <w:b/>
         <w:bCs/>
       </w:rPr>
@@ -3617,14 +3617,14 @@
     </w:tblStylePr>
     <w:tblStylePr w:type="firstCol">
       <w:rPr>
-        <w:rFonts w:asciiTheme="majorHAnsi" w:eastAsiaTheme="majorEastAsia" w:hAnsiTheme="majorHAnsi" w:cstheme="majorBidi"/>
+        <w:rFonts w:ascii="Arial" w:hAnsi="Arial" w:cs="Arial" w:eastAsia="Arial"/>
         <w:b/>
         <w:bCs/>
       </w:rPr>
     </w:tblStylePr>
     <w:tblStylePr w:type="lastCol">
       <w:rPr>
-        <w:rFonts w:asciiTheme="majorHAnsi" w:eastAsiaTheme="majorEastAsia" w:hAnsiTheme="majorHAnsi" w:cstheme="majorBidi"/>
+        <w:rFonts w:ascii="Arial" w:hAnsi="Arial" w:cs="Arial" w:eastAsia="Arial"/>
         <w:b/>
         <w:bCs/>
       </w:rPr>
@@ -3708,7 +3708,7 @@
         <w:spacing w:before="0" w:after="0" w:line="240" w:lineRule="auto"/>
       </w:pPr>
       <w:rPr>
-        <w:rFonts w:asciiTheme="majorHAnsi" w:eastAsiaTheme="majorEastAsia" w:hAnsiTheme="majorHAnsi" w:cstheme="majorBidi"/>
+        <w:rFonts w:ascii="Arial" w:hAnsi="Arial" w:cs="Arial" w:eastAsia="Arial"/>
         <w:b/>
         <w:bCs/>
       </w:rPr>
@@ -3729,7 +3729,7 @@
         <w:spacing w:before="0" w:after="0" w:line="240" w:lineRule="auto"/>
       </w:pPr>
       <w:rPr>
-        <w:rFonts w:asciiTheme="majorHAnsi" w:eastAsiaTheme="majorEastAsia" w:hAnsiTheme="majorHAnsi" w:cstheme="majorBidi"/>
+        <w:rFonts w:ascii="Arial" w:hAnsi="Arial" w:cs="Arial" w:eastAsia="Arial"/>
         <w:b/>
         <w:bCs/>
       </w:rPr>
@@ -3747,14 +3747,14 @@
     </w:tblStylePr>
     <w:tblStylePr w:type="firstCol">
       <w:rPr>
-        <w:rFonts w:asciiTheme="majorHAnsi" w:eastAsiaTheme="majorEastAsia" w:hAnsiTheme="majorHAnsi" w:cstheme="majorBidi"/>
+        <w:rFonts w:ascii="Arial" w:hAnsi="Arial" w:cs="Arial" w:eastAsia="Arial"/>
         <w:b/>
         <w:bCs/>
       </w:rPr>
     </w:tblStylePr>
     <w:tblStylePr w:type="lastCol">
       <w:rPr>
-        <w:rFonts w:asciiTheme="majorHAnsi" w:eastAsiaTheme="majorEastAsia" w:hAnsiTheme="majorHAnsi" w:cstheme="majorBidi"/>
+        <w:rFonts w:ascii="Arial" w:hAnsi="Arial" w:cs="Arial" w:eastAsia="Arial"/>
         <w:b/>
         <w:bCs/>
       </w:rPr>
@@ -3838,7 +3838,7 @@
         <w:spacing w:before="0" w:after="0" w:line="240" w:lineRule="auto"/>
       </w:pPr>
       <w:rPr>
-        <w:rFonts w:asciiTheme="majorHAnsi" w:eastAsiaTheme="majorEastAsia" w:hAnsiTheme="majorHAnsi" w:cstheme="majorBidi"/>
+        <w:rFonts w:ascii="Arial" w:hAnsi="Arial" w:cs="Arial" w:eastAsia="Arial"/>
         <w:b/>
         <w:bCs/>
       </w:rPr>
@@ -3859,7 +3859,7 @@
         <w:spacing w:before="0" w:after="0" w:line="240" w:lineRule="auto"/>
       </w:pPr>
       <w:rPr>
-        <w:rFonts w:asciiTheme="majorHAnsi" w:eastAsiaTheme="majorEastAsia" w:hAnsiTheme="majorHAnsi" w:cstheme="majorBidi"/>
+        <w:rFonts w:ascii="Arial" w:hAnsi="Arial" w:cs="Arial" w:eastAsia="Arial"/>
         <w:b/>
         <w:bCs/>
       </w:rPr>
@@ -3877,14 +3877,14 @@
     </w:tblStylePr>
     <w:tblStylePr w:type="firstCol">
       <w:rPr>
-        <w:rFonts w:asciiTheme="majorHAnsi" w:eastAsiaTheme="majorEastAsia" w:hAnsiTheme="majorHAnsi" w:cstheme="majorBidi"/>
+        <w:rFonts w:ascii="Arial" w:hAnsi="Arial" w:cs="Arial" w:eastAsia="Arial"/>
         <w:b/>
         <w:bCs/>
       </w:rPr>
     </w:tblStylePr>
     <w:tblStylePr w:type="lastCol">
       <w:rPr>
-        <w:rFonts w:asciiTheme="majorHAnsi" w:eastAsiaTheme="majorEastAsia" w:hAnsiTheme="majorHAnsi" w:cstheme="majorBidi"/>
+        <w:rFonts w:ascii="Arial" w:hAnsi="Arial" w:cs="Arial" w:eastAsia="Arial"/>
         <w:b/>
         <w:bCs/>
       </w:rPr>
@@ -3968,7 +3968,7 @@
         <w:spacing w:before="0" w:after="0" w:line="240" w:lineRule="auto"/>
       </w:pPr>
       <w:rPr>
-        <w:rFonts w:asciiTheme="majorHAnsi" w:eastAsiaTheme="majorEastAsia" w:hAnsiTheme="majorHAnsi" w:cstheme="majorBidi"/>
+        <w:rFonts w:ascii="Arial" w:hAnsi="Arial" w:cs="Arial" w:eastAsia="Arial"/>
         <w:b/>
         <w:bCs/>
       </w:rPr>
@@ -3989,7 +3989,7 @@
         <w:spacing w:before="0" w:after="0" w:line="240" w:lineRule="auto"/>
       </w:pPr>
       <w:rPr>
-        <w:rFonts w:asciiTheme="majorHAnsi" w:eastAsiaTheme="majorEastAsia" w:hAnsiTheme="majorHAnsi" w:cstheme="majorBidi"/>
+        <w:rFonts w:ascii="Arial" w:hAnsi="Arial" w:cs="Arial" w:eastAsia="Arial"/>
         <w:b/>
         <w:bCs/>
       </w:rPr>
@@ -4007,14 +4007,14 @@
     </w:tblStylePr>
     <w:tblStylePr w:type="firstCol">
       <w:rPr>
-        <w:rFonts w:asciiTheme="majorHAnsi" w:eastAsiaTheme="majorEastAsia" w:hAnsiTheme="majorHAnsi" w:cstheme="majorBidi"/>
+        <w:rFonts w:ascii="Arial" w:hAnsi="Arial" w:cs="Arial" w:eastAsia="Arial"/>
         <w:b/>
         <w:bCs/>
       </w:rPr>
     </w:tblStylePr>
     <w:tblStylePr w:type="lastCol">
       <w:rPr>
-        <w:rFonts w:asciiTheme="majorHAnsi" w:eastAsiaTheme="majorEastAsia" w:hAnsiTheme="majorHAnsi" w:cstheme="majorBidi"/>
+        <w:rFonts w:ascii="Arial" w:hAnsi="Arial" w:cs="Arial" w:eastAsia="Arial"/>
         <w:b/>
         <w:bCs/>
       </w:rPr>
@@ -4098,7 +4098,7 @@
         <w:spacing w:before="0" w:after="0" w:line="240" w:lineRule="auto"/>
       </w:pPr>
       <w:rPr>
-        <w:rFonts w:asciiTheme="majorHAnsi" w:eastAsiaTheme="majorEastAsia" w:hAnsiTheme="majorHAnsi" w:cstheme="majorBidi"/>
+        <w:rFonts w:ascii="Arial" w:hAnsi="Arial" w:cs="Arial" w:eastAsia="Arial"/>
         <w:b/>
         <w:bCs/>
       </w:rPr>
@@ -4119,7 +4119,7 @@
         <w:spacing w:before="0" w:after="0" w:line="240" w:lineRule="auto"/>
       </w:pPr>
       <w:rPr>
-        <w:rFonts w:asciiTheme="majorHAnsi" w:eastAsiaTheme="majorEastAsia" w:hAnsiTheme="majorHAnsi" w:cstheme="majorBidi"/>
+        <w:rFonts w:ascii="Arial" w:hAnsi="Arial" w:cs="Arial" w:eastAsia="Arial"/>
         <w:b/>
         <w:bCs/>
       </w:rPr>
@@ -4137,14 +4137,14 @@
     </w:tblStylePr>
     <w:tblStylePr w:type="firstCol">
       <w:rPr>
-        <w:rFonts w:asciiTheme="majorHAnsi" w:eastAsiaTheme="majorEastAsia" w:hAnsiTheme="majorHAnsi" w:cstheme="majorBidi"/>
+        <w:rFonts w:ascii="Arial" w:hAnsi="Arial" w:cs="Arial" w:eastAsia="Arial"/>
         <w:b/>
         <w:bCs/>
       </w:rPr>
     </w:tblStylePr>
     <w:tblStylePr w:type="lastCol">
       <w:rPr>
-        <w:rFonts w:asciiTheme="majorHAnsi" w:eastAsiaTheme="majorEastAsia" w:hAnsiTheme="majorHAnsi" w:cstheme="majorBidi"/>
+        <w:rFonts w:ascii="Arial" w:hAnsi="Arial" w:cs="Arial" w:eastAsia="Arial"/>
         <w:b/>
         <w:bCs/>
       </w:rPr>
@@ -4228,7 +4228,7 @@
         <w:spacing w:before="0" w:after="0" w:line="240" w:lineRule="auto"/>
       </w:pPr>
       <w:rPr>
-        <w:rFonts w:asciiTheme="majorHAnsi" w:eastAsiaTheme="majorEastAsia" w:hAnsiTheme="majorHAnsi" w:cstheme="majorBidi"/>
+        <w:rFonts w:ascii="Arial" w:hAnsi="Arial" w:cs="Arial" w:eastAsia="Arial"/>
         <w:b/>
         <w:bCs/>
       </w:rPr>
@@ -4249,7 +4249,7 @@
         <w:spacing w:before="0" w:after="0" w:line="240" w:lineRule="auto"/>
       </w:pPr>
       <w:rPr>
-        <w:rFonts w:asciiTheme="majorHAnsi" w:eastAsiaTheme="majorEastAsia" w:hAnsiTheme="majorHAnsi" w:cstheme="majorBidi"/>
+        <w:rFonts w:ascii="Arial" w:hAnsi="Arial" w:cs="Arial" w:eastAsia="Arial"/>
         <w:b/>
         <w:bCs/>
       </w:rPr>
@@ -4267,14 +4267,14 @@
     </w:tblStylePr>
     <w:tblStylePr w:type="firstCol">
       <w:rPr>
-        <w:rFonts w:asciiTheme="majorHAnsi" w:eastAsiaTheme="majorEastAsia" w:hAnsiTheme="majorHAnsi" w:cstheme="majorBidi"/>
+        <w:rFonts w:ascii="Arial" w:hAnsi="Arial" w:cs="Arial" w:eastAsia="Arial"/>
         <w:b/>
         <w:bCs/>
       </w:rPr>
     </w:tblStylePr>
     <w:tblStylePr w:type="lastCol">
       <w:rPr>
-        <w:rFonts w:asciiTheme="majorHAnsi" w:eastAsiaTheme="majorEastAsia" w:hAnsiTheme="majorHAnsi" w:cstheme="majorBidi"/>
+        <w:rFonts w:ascii="Arial" w:hAnsi="Arial" w:cs="Arial" w:eastAsia="Arial"/>
         <w:b/>
         <w:bCs/>
       </w:rPr>
@@ -4358,7 +4358,7 @@
         <w:spacing w:before="0" w:after="0" w:line="240" w:lineRule="auto"/>
       </w:pPr>
       <w:rPr>
-        <w:rFonts w:asciiTheme="majorHAnsi" w:eastAsiaTheme="majorEastAsia" w:hAnsiTheme="majorHAnsi" w:cstheme="majorBidi"/>
+        <w:rFonts w:ascii="Arial" w:hAnsi="Arial" w:cs="Arial" w:eastAsia="Arial"/>
         <w:b/>
         <w:bCs/>
       </w:rPr>
@@ -4379,7 +4379,7 @@
         <w:spacing w:before="0" w:after="0" w:line="240" w:lineRule="auto"/>
       </w:pPr>
       <w:rPr>
-        <w:rFonts w:asciiTheme="majorHAnsi" w:eastAsiaTheme="majorEastAsia" w:hAnsiTheme="majorHAnsi" w:cstheme="majorBidi"/>
+        <w:rFonts w:ascii="Arial" w:hAnsi="Arial" w:cs="Arial" w:eastAsia="Arial"/>
         <w:b/>
         <w:bCs/>
       </w:rPr>
@@ -4397,14 +4397,14 @@
     </w:tblStylePr>
     <w:tblStylePr w:type="firstCol">
       <w:rPr>
-        <w:rFonts w:asciiTheme="majorHAnsi" w:eastAsiaTheme="majorEastAsia" w:hAnsiTheme="majorHAnsi" w:cstheme="majorBidi"/>
+        <w:rFonts w:ascii="Arial" w:hAnsi="Arial" w:cs="Arial" w:eastAsia="Arial"/>
         <w:b/>
         <w:bCs/>
       </w:rPr>
     </w:tblStylePr>
     <w:tblStylePr w:type="lastCol">
       <w:rPr>
-        <w:rFonts w:asciiTheme="majorHAnsi" w:eastAsiaTheme="majorEastAsia" w:hAnsiTheme="majorHAnsi" w:cstheme="majorBidi"/>
+        <w:rFonts w:ascii="Arial" w:hAnsi="Arial" w:cs="Arial" w:eastAsia="Arial"/>
         <w:b/>
         <w:bCs/>
       </w:rPr>
@@ -6269,7 +6269,7 @@
     </w:tblPr>
     <w:tblStylePr w:type="firstRow">
       <w:rPr>
-        <w:rFonts w:asciiTheme="majorHAnsi" w:eastAsiaTheme="majorEastAsia" w:hAnsiTheme="majorHAnsi" w:cstheme="majorBidi"/>
+        <w:rFonts w:ascii="Arial" w:hAnsi="Arial" w:cs="Arial" w:eastAsia="Arial"/>
       </w:rPr>
       <w:tblPr/>
       <w:tcPr>
@@ -6353,7 +6353,7 @@
     </w:tblPr>
     <w:tblStylePr w:type="firstRow">
       <w:rPr>
-        <w:rFonts w:asciiTheme="majorHAnsi" w:eastAsiaTheme="majorEastAsia" w:hAnsiTheme="majorHAnsi" w:cstheme="majorBidi"/>
+        <w:rFonts w:ascii="Arial" w:hAnsi="Arial" w:cs="Arial" w:eastAsia="Arial"/>
       </w:rPr>
       <w:tblPr/>
       <w:tcPr>
@@ -6437,7 +6437,7 @@
     </w:tblPr>
     <w:tblStylePr w:type="firstRow">
       <w:rPr>
-        <w:rFonts w:asciiTheme="majorHAnsi" w:eastAsiaTheme="majorEastAsia" w:hAnsiTheme="majorHAnsi" w:cstheme="majorBidi"/>
+        <w:rFonts w:ascii="Arial" w:hAnsi="Arial" w:cs="Arial" w:eastAsia="Arial"/>
       </w:rPr>
       <w:tblPr/>
       <w:tcPr>
@@ -6521,7 +6521,7 @@
     </w:tblPr>
     <w:tblStylePr w:type="firstRow">
       <w:rPr>
-        <w:rFonts w:asciiTheme="majorHAnsi" w:eastAsiaTheme="majorEastAsia" w:hAnsiTheme="majorHAnsi" w:cstheme="majorBidi"/>
+        <w:rFonts w:ascii="Arial" w:hAnsi="Arial" w:cs="Arial" w:eastAsia="Arial"/>
       </w:rPr>
       <w:tblPr/>
       <w:tcPr>
@@ -6605,7 +6605,7 @@
     </w:tblPr>
     <w:tblStylePr w:type="firstRow">
       <w:rPr>
-        <w:rFonts w:asciiTheme="majorHAnsi" w:eastAsiaTheme="majorEastAsia" w:hAnsiTheme="majorHAnsi" w:cstheme="majorBidi"/>
+        <w:rFonts w:ascii="Arial" w:hAnsi="Arial" w:cs="Arial" w:eastAsia="Arial"/>
       </w:rPr>
       <w:tblPr/>
       <w:tcPr>
@@ -6689,7 +6689,7 @@
     </w:tblPr>
     <w:tblStylePr w:type="firstRow">
       <w:rPr>
-        <w:rFonts w:asciiTheme="majorHAnsi" w:eastAsiaTheme="majorEastAsia" w:hAnsiTheme="majorHAnsi" w:cstheme="majorBidi"/>
+        <w:rFonts w:ascii="Arial" w:hAnsi="Arial" w:cs="Arial" w:eastAsia="Arial"/>
       </w:rPr>
       <w:tblPr/>
       <w:tcPr>
@@ -6773,7 +6773,7 @@
     </w:tblPr>
     <w:tblStylePr w:type="firstRow">
       <w:rPr>
-        <w:rFonts w:asciiTheme="majorHAnsi" w:eastAsiaTheme="majorEastAsia" w:hAnsiTheme="majorHAnsi" w:cstheme="majorBidi"/>
+        <w:rFonts w:ascii="Arial" w:hAnsi="Arial" w:cs="Arial" w:eastAsia="Arial"/>
       </w:rPr>
       <w:tblPr/>
       <w:tcPr>
@@ -6838,7 +6838,7 @@
       <w:spacing w:after="0" w:line="240" w:lineRule="auto"/>
     </w:pPr>
     <w:rPr>
-      <w:rFonts w:asciiTheme="majorHAnsi" w:eastAsiaTheme="majorEastAsia" w:hAnsiTheme="majorHAnsi" w:cstheme="majorBidi"/>
+      <w:rFonts w:ascii="Arial" w:hAnsi="Arial" w:cs="Arial" w:eastAsia="Arial"/>
       <w:color w:val="000000" w:themeColor="text1"/>
     </w:rPr>
     <w:tblPr>
@@ -6966,7 +6966,7 @@
       <w:spacing w:after="0" w:line="240" w:lineRule="auto"/>
     </w:pPr>
     <w:rPr>
-      <w:rFonts w:asciiTheme="majorHAnsi" w:eastAsiaTheme="majorEastAsia" w:hAnsiTheme="majorHAnsi" w:cstheme="majorBidi"/>
+      <w:rFonts w:ascii="Arial" w:hAnsi="Arial" w:cs="Arial" w:eastAsia="Arial"/>
       <w:color w:val="000000" w:themeColor="text1"/>
     </w:rPr>
     <w:tblPr>
@@ -7094,7 +7094,7 @@
       <w:spacing w:after="0" w:line="240" w:lineRule="auto"/>
     </w:pPr>
     <w:rPr>
-      <w:rFonts w:asciiTheme="majorHAnsi" w:eastAsiaTheme="majorEastAsia" w:hAnsiTheme="majorHAnsi" w:cstheme="majorBidi"/>
+      <w:rFonts w:ascii="Arial" w:hAnsi="Arial" w:cs="Arial" w:eastAsia="Arial"/>
       <w:color w:val="000000" w:themeColor="text1"/>
     </w:rPr>
     <w:tblPr>
@@ -7222,7 +7222,7 @@
       <w:spacing w:after="0" w:line="240" w:lineRule="auto"/>
     </w:pPr>
     <w:rPr>
-      <w:rFonts w:asciiTheme="majorHAnsi" w:eastAsiaTheme="majorEastAsia" w:hAnsiTheme="majorHAnsi" w:cstheme="majorBidi"/>
+      <w:rFonts w:ascii="Arial" w:hAnsi="Arial" w:cs="Arial" w:eastAsia="Arial"/>
       <w:color w:val="000000" w:themeColor="text1"/>
     </w:rPr>
     <w:tblPr>
@@ -7350,7 +7350,7 @@
       <w:spacing w:after="0" w:line="240" w:lineRule="auto"/>
     </w:pPr>
     <w:rPr>
-      <w:rFonts w:asciiTheme="majorHAnsi" w:eastAsiaTheme="majorEastAsia" w:hAnsiTheme="majorHAnsi" w:cstheme="majorBidi"/>
+      <w:rFonts w:ascii="Arial" w:hAnsi="Arial" w:cs="Arial" w:eastAsia="Arial"/>
       <w:color w:val="000000" w:themeColor="text1"/>
     </w:rPr>
     <w:tblPr>
@@ -7478,7 +7478,7 @@
       <w:spacing w:after="0" w:line="240" w:lineRule="auto"/>
     </w:pPr>
     <w:rPr>
-      <w:rFonts w:asciiTheme="majorHAnsi" w:eastAsiaTheme="majorEastAsia" w:hAnsiTheme="majorHAnsi" w:cstheme="majorBidi"/>
+      <w:rFonts w:ascii="Arial" w:hAnsi="Arial" w:cs="Arial" w:eastAsia="Arial"/>
       <w:color w:val="000000" w:themeColor="text1"/>
     </w:rPr>
     <w:tblPr>
@@ -7606,7 +7606,7 @@
       <w:spacing w:after="0" w:line="240" w:lineRule="auto"/>
     </w:pPr>
     <w:rPr>
-      <w:rFonts w:asciiTheme="majorHAnsi" w:eastAsiaTheme="majorEastAsia" w:hAnsiTheme="majorHAnsi" w:cstheme="majorBidi"/>
+      <w:rFonts w:ascii="Arial" w:hAnsi="Arial" w:cs="Arial" w:eastAsia="Arial"/>
       <w:color w:val="000000" w:themeColor="text1"/>
     </w:rPr>
     <w:tblPr>
@@ -8245,7 +8245,7 @@
       <w:spacing w:after="0" w:line="240" w:lineRule="auto"/>
     </w:pPr>
     <w:rPr>
-      <w:rFonts w:asciiTheme="majorHAnsi" w:eastAsiaTheme="majorEastAsia" w:hAnsiTheme="majorHAnsi" w:cstheme="majorBidi"/>
+      <w:rFonts w:ascii="Arial" w:hAnsi="Arial" w:cs="Arial" w:eastAsia="Arial"/>
       <w:color w:val="000000" w:themeColor="text1"/>
     </w:rPr>
     <w:tblPr>
@@ -8370,7 +8370,7 @@
       <w:spacing w:after="0" w:line="240" w:lineRule="auto"/>
     </w:pPr>
     <w:rPr>
-      <w:rFonts w:asciiTheme="majorHAnsi" w:eastAsiaTheme="majorEastAsia" w:hAnsiTheme="majorHAnsi" w:cstheme="majorBidi"/>
+      <w:rFonts w:ascii="Arial" w:hAnsi="Arial" w:cs="Arial" w:eastAsia="Arial"/>
       <w:color w:val="000000" w:themeColor="text1"/>
     </w:rPr>
     <w:tblPr>
@@ -8495,7 +8495,7 @@
       <w:spacing w:after="0" w:line="240" w:lineRule="auto"/>
     </w:pPr>
     <w:rPr>
-      <w:rFonts w:asciiTheme="majorHAnsi" w:eastAsiaTheme="majorEastAsia" w:hAnsiTheme="majorHAnsi" w:cstheme="majorBidi"/>
+      <w:rFonts w:ascii="Arial" w:hAnsi="Arial" w:cs="Arial" w:eastAsia="Arial"/>
       <w:color w:val="000000" w:themeColor="text1"/>
     </w:rPr>
     <w:tblPr>
@@ -8620,7 +8620,7 @@
       <w:spacing w:after="0" w:line="240" w:lineRule="auto"/>
     </w:pPr>
     <w:rPr>
-      <w:rFonts w:asciiTheme="majorHAnsi" w:eastAsiaTheme="majorEastAsia" w:hAnsiTheme="majorHAnsi" w:cstheme="majorBidi"/>
+      <w:rFonts w:ascii="Arial" w:hAnsi="Arial" w:cs="Arial" w:eastAsia="Arial"/>
       <w:color w:val="000000" w:themeColor="text1"/>
     </w:rPr>
     <w:tblPr>
@@ -8745,7 +8745,7 @@
       <w:spacing w:after="0" w:line="240" w:lineRule="auto"/>
     </w:pPr>
     <w:rPr>
-      <w:rFonts w:asciiTheme="majorHAnsi" w:eastAsiaTheme="majorEastAsia" w:hAnsiTheme="majorHAnsi" w:cstheme="majorBidi"/>
+      <w:rFonts w:ascii="Arial" w:hAnsi="Arial" w:cs="Arial" w:eastAsia="Arial"/>
       <w:color w:val="000000" w:themeColor="text1"/>
     </w:rPr>
     <w:tblPr>
@@ -8870,7 +8870,7 @@
       <w:spacing w:after="0" w:line="240" w:lineRule="auto"/>
     </w:pPr>
     <w:rPr>
-      <w:rFonts w:asciiTheme="majorHAnsi" w:eastAsiaTheme="majorEastAsia" w:hAnsiTheme="majorHAnsi" w:cstheme="majorBidi"/>
+      <w:rFonts w:ascii="Arial" w:hAnsi="Arial" w:cs="Arial" w:eastAsia="Arial"/>
       <w:color w:val="000000" w:themeColor="text1"/>
     </w:rPr>
     <w:tblPr>
@@ -8995,7 +8995,7 @@
       <w:spacing w:after="0" w:line="240" w:lineRule="auto"/>
     </w:pPr>
     <w:rPr>
-      <w:rFonts w:asciiTheme="majorHAnsi" w:eastAsiaTheme="majorEastAsia" w:hAnsiTheme="majorHAnsi" w:cstheme="majorBidi"/>
+      <w:rFonts w:ascii="Arial" w:hAnsi="Arial" w:cs="Arial" w:eastAsia="Arial"/>
       <w:color w:val="000000" w:themeColor="text1"/>
     </w:rPr>
     <w:tblPr>
@@ -12910,7 +12910,7 @@
   <w:docDefaults>
     <w:rPrDefault>
       <w:rPr>
-        <w:rFonts w:asciiTheme="minorHAnsi" w:eastAsiaTheme="minorEastAsia" w:hAnsiTheme="minorHAnsi" w:cstheme="minorBidi"/>
+        <w:rFonts w:ascii="Arial" w:hAnsi="Arial" w:cs="Arial" w:eastAsia="Arial"/>
         <w:sz w:val="22"/>
         <w:szCs w:val="22"/>
         <w:lang w:val="en-US" w:eastAsia="en-US" w:bidi="ar-SA"/>
@@ -13081,7 +13081,7 @@
       <w:outlineLvl w:val="0"/>
     </w:pPr>
     <w:rPr>
-      <w:rFonts w:asciiTheme="majorHAnsi" w:eastAsiaTheme="majorEastAsia" w:hAnsiTheme="majorHAnsi" w:cstheme="majorBidi"/>
+      <w:rFonts w:ascii="Arial" w:hAnsi="Arial" w:cs="Arial" w:eastAsia="Arial"/>
       <w:b/>
       <w:bCs/>
       <w:color w:val="365F91" w:themeColor="accent1" w:themeShade="BF"/>
@@ -13105,7 +13105,7 @@
       <w:outlineLvl w:val="1"/>
     </w:pPr>
     <w:rPr>
-      <w:rFonts w:asciiTheme="majorHAnsi" w:eastAsiaTheme="majorEastAsia" w:hAnsiTheme="majorHAnsi" w:cstheme="majorBidi"/>
+      <w:rFonts w:ascii="Arial" w:hAnsi="Arial" w:cs="Arial" w:eastAsia="Arial"/>
       <w:b/>
       <w:bCs/>
       <w:color w:val="4F81BD" w:themeColor="accent1"/>
@@ -13129,7 +13129,7 @@
       <w:outlineLvl w:val="2"/>
     </w:pPr>
     <w:rPr>
-      <w:rFonts w:asciiTheme="majorHAnsi" w:eastAsiaTheme="majorEastAsia" w:hAnsiTheme="majorHAnsi" w:cstheme="majorBidi"/>
+      <w:rFonts w:ascii="Arial" w:hAnsi="Arial" w:cs="Arial" w:eastAsia="Arial"/>
       <w:b/>
       <w:bCs/>
       <w:color w:val="4F81BD" w:themeColor="accent1"/>
@@ -13152,7 +13152,7 @@
       <w:outlineLvl w:val="3"/>
     </w:pPr>
     <w:rPr>
-      <w:rFonts w:asciiTheme="majorHAnsi" w:eastAsiaTheme="majorEastAsia" w:hAnsiTheme="majorHAnsi" w:cstheme="majorBidi"/>
+      <w:rFonts w:ascii="Arial" w:hAnsi="Arial" w:cs="Arial" w:eastAsia="Arial"/>
       <w:b/>
       <w:bCs/>
       <w:i/>
@@ -13177,7 +13177,7 @@
       <w:outlineLvl w:val="4"/>
     </w:pPr>
     <w:rPr>
-      <w:rFonts w:asciiTheme="majorHAnsi" w:eastAsiaTheme="majorEastAsia" w:hAnsiTheme="majorHAnsi" w:cstheme="majorBidi"/>
+      <w:rFonts w:ascii="Arial" w:hAnsi="Arial" w:cs="Arial" w:eastAsia="Arial"/>
       <w:color w:val="243F60" w:themeColor="accent1" w:themeShade="7F"/>
     </w:rPr>
   </w:style>
@@ -13198,7 +13198,7 @@
       <w:outlineLvl w:val="5"/>
     </w:pPr>
     <w:rPr>
-      <w:rFonts w:asciiTheme="majorHAnsi" w:eastAsiaTheme="majorEastAsia" w:hAnsiTheme="majorHAnsi" w:cstheme="majorBidi"/>
+      <w:rFonts w:ascii="Arial" w:hAnsi="Arial" w:cs="Arial" w:eastAsia="Arial"/>
       <w:i/>
       <w:iCs/>
       <w:color w:val="243F60" w:themeColor="accent1" w:themeShade="7F"/>
@@ -13221,7 +13221,7 @@
       <w:outlineLvl w:val="6"/>
     </w:pPr>
     <w:rPr>
-      <w:rFonts w:asciiTheme="majorHAnsi" w:eastAsiaTheme="majorEastAsia" w:hAnsiTheme="majorHAnsi" w:cstheme="majorBidi"/>
+      <w:rFonts w:ascii="Arial" w:hAnsi="Arial" w:cs="Arial" w:eastAsia="Arial"/>
       <w:i/>
       <w:iCs/>
       <w:color w:val="404040" w:themeColor="text1" w:themeTint="BF"/>
@@ -13244,7 +13244,7 @@
       <w:outlineLvl w:val="7"/>
     </w:pPr>
     <w:rPr>
-      <w:rFonts w:asciiTheme="majorHAnsi" w:eastAsiaTheme="majorEastAsia" w:hAnsiTheme="majorHAnsi" w:cstheme="majorBidi"/>
+      <w:rFonts w:ascii="Arial" w:hAnsi="Arial" w:cs="Arial" w:eastAsia="Arial"/>
       <w:color w:val="4F81BD" w:themeColor="accent1"/>
       <w:sz w:val="20"/>
       <w:szCs w:val="20"/>
@@ -13267,7 +13267,7 @@
       <w:outlineLvl w:val="8"/>
     </w:pPr>
     <w:rPr>
-      <w:rFonts w:asciiTheme="majorHAnsi" w:eastAsiaTheme="majorEastAsia" w:hAnsiTheme="majorHAnsi" w:cstheme="majorBidi"/>
+      <w:rFonts w:ascii="Arial" w:hAnsi="Arial" w:cs="Arial" w:eastAsia="Arial"/>
       <w:i/>
       <w:iCs/>
       <w:color w:val="404040" w:themeColor="text1" w:themeTint="BF"/>
@@ -13318,7 +13318,7 @@
     <w:uiPriority w:val="9"/>
     <w:rsid w:val="00FC693F"/>
     <w:rPr>
-      <w:rFonts w:asciiTheme="majorHAnsi" w:eastAsiaTheme="majorEastAsia" w:hAnsiTheme="majorHAnsi" w:cstheme="majorBidi"/>
+      <w:rFonts w:ascii="Arial" w:hAnsi="Arial" w:cs="Arial" w:eastAsia="Arial"/>
       <w:b/>
       <w:bCs/>
       <w:color w:val="365F91" w:themeColor="accent1" w:themeShade="BF"/>
@@ -13333,7 +13333,7 @@
     <w:uiPriority w:val="9"/>
     <w:rsid w:val="00FC693F"/>
     <w:rPr>
-      <w:rFonts w:asciiTheme="majorHAnsi" w:eastAsiaTheme="majorEastAsia" w:hAnsiTheme="majorHAnsi" w:cstheme="majorBidi"/>
+      <w:rFonts w:ascii="Arial" w:hAnsi="Arial" w:cs="Arial" w:eastAsia="Arial"/>
       <w:b/>
       <w:bCs/>
       <w:color w:val="4F81BD" w:themeColor="accent1"/>
@@ -13348,7 +13348,7 @@
     <w:uiPriority w:val="9"/>
     <w:rsid w:val="00FC693F"/>
     <w:rPr>
-      <w:rFonts w:asciiTheme="majorHAnsi" w:eastAsiaTheme="majorEastAsia" w:hAnsiTheme="majorHAnsi" w:cstheme="majorBidi"/>
+      <w:rFonts w:ascii="Arial" w:hAnsi="Arial" w:cs="Arial" w:eastAsia="Arial"/>
       <w:b/>
       <w:bCs/>
       <w:color w:val="4F81BD" w:themeColor="accent1"/>
@@ -13370,7 +13370,7 @@
       <w:contextualSpacing/>
     </w:pPr>
     <w:rPr>
-      <w:rFonts w:asciiTheme="majorHAnsi" w:eastAsiaTheme="majorEastAsia" w:hAnsiTheme="majorHAnsi" w:cstheme="majorBidi"/>
+      <w:rFonts w:ascii="Arial" w:hAnsi="Arial" w:cs="Arial" w:eastAsia="Arial"/>
       <w:color w:val="17365D" w:themeColor="text2" w:themeShade="BF"/>
       <w:spacing w:val="5"/>
       <w:kern w:val="28"/>
@@ -13385,7 +13385,7 @@
     <w:uiPriority w:val="10"/>
     <w:rsid w:val="00FC693F"/>
     <w:rPr>
-      <w:rFonts w:asciiTheme="majorHAnsi" w:eastAsiaTheme="majorEastAsia" w:hAnsiTheme="majorHAnsi" w:cstheme="majorBidi"/>
+      <w:rFonts w:ascii="Arial" w:hAnsi="Arial" w:cs="Arial" w:eastAsia="Arial"/>
       <w:color w:val="17365D" w:themeColor="text2" w:themeShade="BF"/>
       <w:spacing w:val="5"/>
       <w:kern w:val="28"/>
@@ -13407,7 +13407,7 @@
       </w:numPr>
     </w:pPr>
     <w:rPr>
-      <w:rFonts w:asciiTheme="majorHAnsi" w:eastAsiaTheme="majorEastAsia" w:hAnsiTheme="majorHAnsi" w:cstheme="majorBidi"/>
+      <w:rFonts w:ascii="Arial" w:hAnsi="Arial" w:cs="Arial" w:eastAsia="Arial"/>
       <w:i/>
       <w:iCs/>
       <w:color w:val="4F81BD" w:themeColor="accent1"/>
@@ -13423,7 +13423,7 @@
     <w:uiPriority w:val="11"/>
     <w:rsid w:val="00FC693F"/>
     <w:rPr>
-      <w:rFonts w:asciiTheme="majorHAnsi" w:eastAsiaTheme="majorEastAsia" w:hAnsiTheme="majorHAnsi" w:cstheme="majorBidi"/>
+      <w:rFonts w:ascii="Arial" w:hAnsi="Arial" w:cs="Arial" w:eastAsia="Arial"/>
       <w:i/>
       <w:iCs/>
       <w:color w:val="4F81BD" w:themeColor="accent1"/>
@@ -13670,7 +13670,7 @@
       </w:tabs>
     </w:pPr>
     <w:rPr>
-      <w:rFonts w:ascii="Courier" w:hAnsi="Courier"/>
+      <w:rFonts w:ascii="Arial" w:hAnsi="Arial" w:cs="Arial" w:eastAsia="Arial"/>
       <w:sz w:val="20"/>
       <w:szCs w:val="20"/>
     </w:rPr>
@@ -13682,7 +13682,7 @@
     <w:uiPriority w:val="99"/>
     <w:rsid w:val="0029639D"/>
     <w:rPr>
-      <w:rFonts w:ascii="Courier" w:hAnsi="Courier"/>
+      <w:rFonts w:ascii="Arial" w:hAnsi="Arial" w:cs="Arial" w:eastAsia="Arial"/>
       <w:sz w:val="20"/>
       <w:szCs w:val="20"/>
     </w:rPr>
@@ -13721,7 +13721,7 @@
     <w:semiHidden/>
     <w:rsid w:val="00FC693F"/>
     <w:rPr>
-      <w:rFonts w:asciiTheme="majorHAnsi" w:eastAsiaTheme="majorEastAsia" w:hAnsiTheme="majorHAnsi" w:cstheme="majorBidi"/>
+      <w:rFonts w:ascii="Arial" w:hAnsi="Arial" w:cs="Arial" w:eastAsia="Arial"/>
       <w:b/>
       <w:bCs/>
       <w:i/>
@@ -13737,7 +13737,7 @@
     <w:semiHidden/>
     <w:rsid w:val="00FC693F"/>
     <w:rPr>
-      <w:rFonts w:asciiTheme="majorHAnsi" w:eastAsiaTheme="majorEastAsia" w:hAnsiTheme="majorHAnsi" w:cstheme="majorBidi"/>
+      <w:rFonts w:ascii="Arial" w:hAnsi="Arial" w:cs="Arial" w:eastAsia="Arial"/>
       <w:color w:val="243F60" w:themeColor="accent1" w:themeShade="7F"/>
     </w:rPr>
   </w:style>
@@ -13749,7 +13749,7 @@
     <w:semiHidden/>
     <w:rsid w:val="00FC693F"/>
     <w:rPr>
-      <w:rFonts w:asciiTheme="majorHAnsi" w:eastAsiaTheme="majorEastAsia" w:hAnsiTheme="majorHAnsi" w:cstheme="majorBidi"/>
+      <w:rFonts w:ascii="Arial" w:hAnsi="Arial" w:cs="Arial" w:eastAsia="Arial"/>
       <w:i/>
       <w:iCs/>
       <w:color w:val="243F60" w:themeColor="accent1" w:themeShade="7F"/>
@@ -13763,7 +13763,7 @@
     <w:semiHidden/>
     <w:rsid w:val="00FC693F"/>
     <w:rPr>
-      <w:rFonts w:asciiTheme="majorHAnsi" w:eastAsiaTheme="majorEastAsia" w:hAnsiTheme="majorHAnsi" w:cstheme="majorBidi"/>
+      <w:rFonts w:ascii="Arial" w:hAnsi="Arial" w:cs="Arial" w:eastAsia="Arial"/>
       <w:i/>
       <w:iCs/>
       <w:color w:val="404040" w:themeColor="text1" w:themeTint="BF"/>
@@ -13777,7 +13777,7 @@
     <w:semiHidden/>
     <w:rsid w:val="00FC693F"/>
     <w:rPr>
-      <w:rFonts w:asciiTheme="majorHAnsi" w:eastAsiaTheme="majorEastAsia" w:hAnsiTheme="majorHAnsi" w:cstheme="majorBidi"/>
+      <w:rFonts w:ascii="Arial" w:hAnsi="Arial" w:cs="Arial" w:eastAsia="Arial"/>
       <w:color w:val="4F81BD" w:themeColor="accent1"/>
       <w:sz w:val="20"/>
       <w:szCs w:val="20"/>
@@ -13791,7 +13791,7 @@
     <w:semiHidden/>
     <w:rsid w:val="00FC693F"/>
     <w:rPr>
-      <w:rFonts w:asciiTheme="majorHAnsi" w:eastAsiaTheme="majorEastAsia" w:hAnsiTheme="majorHAnsi" w:cstheme="majorBidi"/>
+      <w:rFonts w:ascii="Arial" w:hAnsi="Arial" w:cs="Arial" w:eastAsia="Arial"/>
       <w:i/>
       <w:iCs/>
       <w:color w:val="404040" w:themeColor="text1" w:themeTint="BF"/>
@@ -15380,7 +15380,7 @@
         <w:spacing w:before="0" w:after="0" w:line="240" w:lineRule="auto"/>
       </w:pPr>
       <w:rPr>
-        <w:rFonts w:asciiTheme="majorHAnsi" w:eastAsiaTheme="majorEastAsia" w:hAnsiTheme="majorHAnsi" w:cstheme="majorBidi"/>
+        <w:rFonts w:ascii="Arial" w:hAnsi="Arial" w:cs="Arial" w:eastAsia="Arial"/>
         <w:b/>
         <w:bCs/>
       </w:rPr>
@@ -15401,7 +15401,7 @@
         <w:spacing w:before="0" w:after="0" w:line="240" w:lineRule="auto"/>
       </w:pPr>
       <w:rPr>
-        <w:rFonts w:asciiTheme="majorHAnsi" w:eastAsiaTheme="majorEastAsia" w:hAnsiTheme="majorHAnsi" w:cstheme="majorBidi"/>
+        <w:rFonts w:ascii="Arial" w:hAnsi="Arial" w:cs="Arial" w:eastAsia="Arial"/>
         <w:b/>
         <w:bCs/>
       </w:rPr>
@@ -15419,14 +15419,14 @@
     </w:tblStylePr>
     <w:tblStylePr w:type="firstCol">
       <w:rPr>
-        <w:rFonts w:asciiTheme="majorHAnsi" w:eastAsiaTheme="majorEastAsia" w:hAnsiTheme="majorHAnsi" w:cstheme="majorBidi"/>
+        <w:rFonts w:ascii="Arial" w:hAnsi="Arial" w:cs="Arial" w:eastAsia="Arial"/>
         <w:b/>
         <w:bCs/>
       </w:rPr>
     </w:tblStylePr>
     <w:tblStylePr w:type="lastCol">
       <w:rPr>
-        <w:rFonts w:asciiTheme="majorHAnsi" w:eastAsiaTheme="majorEastAsia" w:hAnsiTheme="majorHAnsi" w:cstheme="majorBidi"/>
+        <w:rFonts w:ascii="Arial" w:hAnsi="Arial" w:cs="Arial" w:eastAsia="Arial"/>
         <w:b/>
         <w:bCs/>
       </w:rPr>
@@ -15510,7 +15510,7 @@
         <w:spacing w:before="0" w:after="0" w:line="240" w:lineRule="auto"/>
       </w:pPr>
       <w:rPr>
-        <w:rFonts w:asciiTheme="majorHAnsi" w:eastAsiaTheme="majorEastAsia" w:hAnsiTheme="majorHAnsi" w:cstheme="majorBidi"/>
+        <w:rFonts w:ascii="Arial" w:hAnsi="Arial" w:cs="Arial" w:eastAsia="Arial"/>
         <w:b/>
         <w:bCs/>
       </w:rPr>
@@ -15531,7 +15531,7 @@
         <w:spacing w:before="0" w:after="0" w:line="240" w:lineRule="auto"/>
       </w:pPr>
       <w:rPr>
-        <w:rFonts w:asciiTheme="majorHAnsi" w:eastAsiaTheme="majorEastAsia" w:hAnsiTheme="majorHAnsi" w:cstheme="majorBidi"/>
+        <w:rFonts w:ascii="Arial" w:hAnsi="Arial" w:cs="Arial" w:eastAsia="Arial"/>
         <w:b/>
         <w:bCs/>
       </w:rPr>
@@ -15549,14 +15549,14 @@
     </w:tblStylePr>
     <w:tblStylePr w:type="firstCol">
       <w:rPr>
-        <w:rFonts w:asciiTheme="majorHAnsi" w:eastAsiaTheme="majorEastAsia" w:hAnsiTheme="majorHAnsi" w:cstheme="majorBidi"/>
+        <w:rFonts w:ascii="Arial" w:hAnsi="Arial" w:cs="Arial" w:eastAsia="Arial"/>
         <w:b/>
         <w:bCs/>
       </w:rPr>
     </w:tblStylePr>
     <w:tblStylePr w:type="lastCol">
       <w:rPr>
-        <w:rFonts w:asciiTheme="majorHAnsi" w:eastAsiaTheme="majorEastAsia" w:hAnsiTheme="majorHAnsi" w:cstheme="majorBidi"/>
+        <w:rFonts w:ascii="Arial" w:hAnsi="Arial" w:cs="Arial" w:eastAsia="Arial"/>
         <w:b/>
         <w:bCs/>
       </w:rPr>
@@ -15640,7 +15640,7 @@
         <w:spacing w:before="0" w:after="0" w:line="240" w:lineRule="auto"/>
       </w:pPr>
       <w:rPr>
-        <w:rFonts w:asciiTheme="majorHAnsi" w:eastAsiaTheme="majorEastAsia" w:hAnsiTheme="majorHAnsi" w:cstheme="majorBidi"/>
+        <w:rFonts w:ascii="Arial" w:hAnsi="Arial" w:cs="Arial" w:eastAsia="Arial"/>
         <w:b/>
         <w:bCs/>
       </w:rPr>
@@ -15661,7 +15661,7 @@
         <w:spacing w:before="0" w:after="0" w:line="240" w:lineRule="auto"/>
       </w:pPr>
       <w:rPr>
-        <w:rFonts w:asciiTheme="majorHAnsi" w:eastAsiaTheme="majorEastAsia" w:hAnsiTheme="majorHAnsi" w:cstheme="majorBidi"/>
+        <w:rFonts w:ascii="Arial" w:hAnsi="Arial" w:cs="Arial" w:eastAsia="Arial"/>
         <w:b/>
         <w:bCs/>
       </w:rPr>
@@ -15679,14 +15679,14 @@
     </w:tblStylePr>
     <w:tblStylePr w:type="firstCol">
       <w:rPr>
-        <w:rFonts w:asciiTheme="majorHAnsi" w:eastAsiaTheme="majorEastAsia" w:hAnsiTheme="majorHAnsi" w:cstheme="majorBidi"/>
+        <w:rFonts w:ascii="Arial" w:hAnsi="Arial" w:cs="Arial" w:eastAsia="Arial"/>
         <w:b/>
         <w:bCs/>
       </w:rPr>
     </w:tblStylePr>
     <w:tblStylePr w:type="lastCol">
       <w:rPr>
-        <w:rFonts w:asciiTheme="majorHAnsi" w:eastAsiaTheme="majorEastAsia" w:hAnsiTheme="majorHAnsi" w:cstheme="majorBidi"/>
+        <w:rFonts w:ascii="Arial" w:hAnsi="Arial" w:cs="Arial" w:eastAsia="Arial"/>
         <w:b/>
         <w:bCs/>
       </w:rPr>
@@ -15770,7 +15770,7 @@
         <w:spacing w:before="0" w:after="0" w:line="240" w:lineRule="auto"/>
       </w:pPr>
       <w:rPr>
-        <w:rFonts w:asciiTheme="majorHAnsi" w:eastAsiaTheme="majorEastAsia" w:hAnsiTheme="majorHAnsi" w:cstheme="majorBidi"/>
+        <w:rFonts w:ascii="Arial" w:hAnsi="Arial" w:cs="Arial" w:eastAsia="Arial"/>
         <w:b/>
         <w:bCs/>
       </w:rPr>
@@ -15791,7 +15791,7 @@
         <w:spacing w:before="0" w:after="0" w:line="240" w:lineRule="auto"/>
       </w:pPr>
       <w:rPr>
-        <w:rFonts w:asciiTheme="majorHAnsi" w:eastAsiaTheme="majorEastAsia" w:hAnsiTheme="majorHAnsi" w:cstheme="majorBidi"/>
+        <w:rFonts w:ascii="Arial" w:hAnsi="Arial" w:cs="Arial" w:eastAsia="Arial"/>
         <w:b/>
         <w:bCs/>
       </w:rPr>
@@ -15809,14 +15809,14 @@
     </w:tblStylePr>
     <w:tblStylePr w:type="firstCol">
       <w:rPr>
-        <w:rFonts w:asciiTheme="majorHAnsi" w:eastAsiaTheme="majorEastAsia" w:hAnsiTheme="majorHAnsi" w:cstheme="majorBidi"/>
+        <w:rFonts w:ascii="Arial" w:hAnsi="Arial" w:cs="Arial" w:eastAsia="Arial"/>
         <w:b/>
         <w:bCs/>
       </w:rPr>
     </w:tblStylePr>
     <w:tblStylePr w:type="lastCol">
       <w:rPr>
-        <w:rFonts w:asciiTheme="majorHAnsi" w:eastAsiaTheme="majorEastAsia" w:hAnsiTheme="majorHAnsi" w:cstheme="majorBidi"/>
+        <w:rFonts w:ascii="Arial" w:hAnsi="Arial" w:cs="Arial" w:eastAsia="Arial"/>
         <w:b/>
         <w:bCs/>
       </w:rPr>
@@ -15900,7 +15900,7 @@
         <w:spacing w:before="0" w:after="0" w:line="240" w:lineRule="auto"/>
       </w:pPr>
       <w:rPr>
-        <w:rFonts w:asciiTheme="majorHAnsi" w:eastAsiaTheme="majorEastAsia" w:hAnsiTheme="majorHAnsi" w:cstheme="majorBidi"/>
+        <w:rFonts w:ascii="Arial" w:hAnsi="Arial" w:cs="Arial" w:eastAsia="Arial"/>
         <w:b/>
         <w:bCs/>
       </w:rPr>
@@ -15921,7 +15921,7 @@
         <w:spacing w:before="0" w:after="0" w:line="240" w:lineRule="auto"/>
       </w:pPr>
       <w:rPr>
-        <w:rFonts w:asciiTheme="majorHAnsi" w:eastAsiaTheme="majorEastAsia" w:hAnsiTheme="majorHAnsi" w:cstheme="majorBidi"/>
+        <w:rFonts w:ascii="Arial" w:hAnsi="Arial" w:cs="Arial" w:eastAsia="Arial"/>
         <w:b/>
         <w:bCs/>
       </w:rPr>
@@ -15939,14 +15939,14 @@
     </w:tblStylePr>
     <w:tblStylePr w:type="firstCol">
       <w:rPr>
-        <w:rFonts w:asciiTheme="majorHAnsi" w:eastAsiaTheme="majorEastAsia" w:hAnsiTheme="majorHAnsi" w:cstheme="majorBidi"/>
+        <w:rFonts w:ascii="Arial" w:hAnsi="Arial" w:cs="Arial" w:eastAsia="Arial"/>
         <w:b/>
         <w:bCs/>
       </w:rPr>
     </w:tblStylePr>
     <w:tblStylePr w:type="lastCol">
       <w:rPr>
-        <w:rFonts w:asciiTheme="majorHAnsi" w:eastAsiaTheme="majorEastAsia" w:hAnsiTheme="majorHAnsi" w:cstheme="majorBidi"/>
+        <w:rFonts w:ascii="Arial" w:hAnsi="Arial" w:cs="Arial" w:eastAsia="Arial"/>
         <w:b/>
         <w:bCs/>
       </w:rPr>
@@ -16030,7 +16030,7 @@
         <w:spacing w:before="0" w:after="0" w:line="240" w:lineRule="auto"/>
       </w:pPr>
       <w:rPr>
-        <w:rFonts w:asciiTheme="majorHAnsi" w:eastAsiaTheme="majorEastAsia" w:hAnsiTheme="majorHAnsi" w:cstheme="majorBidi"/>
+        <w:rFonts w:ascii="Arial" w:hAnsi="Arial" w:cs="Arial" w:eastAsia="Arial"/>
         <w:b/>
         <w:bCs/>
       </w:rPr>
@@ -16051,7 +16051,7 @@
         <w:spacing w:before="0" w:after="0" w:line="240" w:lineRule="auto"/>
       </w:pPr>
       <w:rPr>
-        <w:rFonts w:asciiTheme="majorHAnsi" w:eastAsiaTheme="majorEastAsia" w:hAnsiTheme="majorHAnsi" w:cstheme="majorBidi"/>
+        <w:rFonts w:ascii="Arial" w:hAnsi="Arial" w:cs="Arial" w:eastAsia="Arial"/>
         <w:b/>
         <w:bCs/>
       </w:rPr>
@@ -16069,14 +16069,14 @@
     </w:tblStylePr>
     <w:tblStylePr w:type="firstCol">
       <w:rPr>
-        <w:rFonts w:asciiTheme="majorHAnsi" w:eastAsiaTheme="majorEastAsia" w:hAnsiTheme="majorHAnsi" w:cstheme="majorBidi"/>
+        <w:rFonts w:ascii="Arial" w:hAnsi="Arial" w:cs="Arial" w:eastAsia="Arial"/>
         <w:b/>
         <w:bCs/>
       </w:rPr>
     </w:tblStylePr>
     <w:tblStylePr w:type="lastCol">
       <w:rPr>
-        <w:rFonts w:asciiTheme="majorHAnsi" w:eastAsiaTheme="majorEastAsia" w:hAnsiTheme="majorHAnsi" w:cstheme="majorBidi"/>
+        <w:rFonts w:ascii="Arial" w:hAnsi="Arial" w:cs="Arial" w:eastAsia="Arial"/>
         <w:b/>
         <w:bCs/>
       </w:rPr>
@@ -16160,7 +16160,7 @@
         <w:spacing w:before="0" w:after="0" w:line="240" w:lineRule="auto"/>
       </w:pPr>
       <w:rPr>
-        <w:rFonts w:asciiTheme="majorHAnsi" w:eastAsiaTheme="majorEastAsia" w:hAnsiTheme="majorHAnsi" w:cstheme="majorBidi"/>
+        <w:rFonts w:ascii="Arial" w:hAnsi="Arial" w:cs="Arial" w:eastAsia="Arial"/>
         <w:b/>
         <w:bCs/>
       </w:rPr>
@@ -16181,7 +16181,7 @@
         <w:spacing w:before="0" w:after="0" w:line="240" w:lineRule="auto"/>
       </w:pPr>
       <w:rPr>
-        <w:rFonts w:asciiTheme="majorHAnsi" w:eastAsiaTheme="majorEastAsia" w:hAnsiTheme="majorHAnsi" w:cstheme="majorBidi"/>
+        <w:rFonts w:ascii="Arial" w:hAnsi="Arial" w:cs="Arial" w:eastAsia="Arial"/>
         <w:b/>
         <w:bCs/>
       </w:rPr>
@@ -16199,14 +16199,14 @@
     </w:tblStylePr>
     <w:tblStylePr w:type="firstCol">
       <w:rPr>
-        <w:rFonts w:asciiTheme="majorHAnsi" w:eastAsiaTheme="majorEastAsia" w:hAnsiTheme="majorHAnsi" w:cstheme="majorBidi"/>
+        <w:rFonts w:ascii="Arial" w:hAnsi="Arial" w:cs="Arial" w:eastAsia="Arial"/>
         <w:b/>
         <w:bCs/>
       </w:rPr>
     </w:tblStylePr>
     <w:tblStylePr w:type="lastCol">
       <w:rPr>
-        <w:rFonts w:asciiTheme="majorHAnsi" w:eastAsiaTheme="majorEastAsia" w:hAnsiTheme="majorHAnsi" w:cstheme="majorBidi"/>
+        <w:rFonts w:ascii="Arial" w:hAnsi="Arial" w:cs="Arial" w:eastAsia="Arial"/>
         <w:b/>
         <w:bCs/>
       </w:rPr>
@@ -18071,7 +18071,7 @@
     </w:tblPr>
     <w:tblStylePr w:type="firstRow">
       <w:rPr>
-        <w:rFonts w:asciiTheme="majorHAnsi" w:eastAsiaTheme="majorEastAsia" w:hAnsiTheme="majorHAnsi" w:cstheme="majorBidi"/>
+        <w:rFonts w:ascii="Arial" w:hAnsi="Arial" w:cs="Arial" w:eastAsia="Arial"/>
       </w:rPr>
       <w:tblPr/>
       <w:tcPr>
@@ -18155,7 +18155,7 @@
     </w:tblPr>
     <w:tblStylePr w:type="firstRow">
       <w:rPr>
-        <w:rFonts w:asciiTheme="majorHAnsi" w:eastAsiaTheme="majorEastAsia" w:hAnsiTheme="majorHAnsi" w:cstheme="majorBidi"/>
+        <w:rFonts w:ascii="Arial" w:hAnsi="Arial" w:cs="Arial" w:eastAsia="Arial"/>
       </w:rPr>
       <w:tblPr/>
       <w:tcPr>
@@ -18239,7 +18239,7 @@
     </w:tblPr>
     <w:tblStylePr w:type="firstRow">
       <w:rPr>
-        <w:rFonts w:asciiTheme="majorHAnsi" w:eastAsiaTheme="majorEastAsia" w:hAnsiTheme="majorHAnsi" w:cstheme="majorBidi"/>
+        <w:rFonts w:ascii="Arial" w:hAnsi="Arial" w:cs="Arial" w:eastAsia="Arial"/>
       </w:rPr>
       <w:tblPr/>
       <w:tcPr>
@@ -18323,7 +18323,7 @@
     </w:tblPr>
     <w:tblStylePr w:type="firstRow">
       <w:rPr>
-        <w:rFonts w:asciiTheme="majorHAnsi" w:eastAsiaTheme="majorEastAsia" w:hAnsiTheme="majorHAnsi" w:cstheme="majorBidi"/>
+        <w:rFonts w:ascii="Arial" w:hAnsi="Arial" w:cs="Arial" w:eastAsia="Arial"/>
       </w:rPr>
       <w:tblPr/>
       <w:tcPr>
@@ -18407,7 +18407,7 @@
     </w:tblPr>
     <w:tblStylePr w:type="firstRow">
       <w:rPr>
-        <w:rFonts w:asciiTheme="majorHAnsi" w:eastAsiaTheme="majorEastAsia" w:hAnsiTheme="majorHAnsi" w:cstheme="majorBidi"/>
+        <w:rFonts w:ascii="Arial" w:hAnsi="Arial" w:cs="Arial" w:eastAsia="Arial"/>
       </w:rPr>
       <w:tblPr/>
       <w:tcPr>
@@ -18491,7 +18491,7 @@
     </w:tblPr>
     <w:tblStylePr w:type="firstRow">
       <w:rPr>
-        <w:rFonts w:asciiTheme="majorHAnsi" w:eastAsiaTheme="majorEastAsia" w:hAnsiTheme="majorHAnsi" w:cstheme="majorBidi"/>
+        <w:rFonts w:ascii="Arial" w:hAnsi="Arial" w:cs="Arial" w:eastAsia="Arial"/>
       </w:rPr>
       <w:tblPr/>
       <w:tcPr>
@@ -18575,7 +18575,7 @@
     </w:tblPr>
     <w:tblStylePr w:type="firstRow">
       <w:rPr>
-        <w:rFonts w:asciiTheme="majorHAnsi" w:eastAsiaTheme="majorEastAsia" w:hAnsiTheme="majorHAnsi" w:cstheme="majorBidi"/>
+        <w:rFonts w:ascii="Arial" w:hAnsi="Arial" w:cs="Arial" w:eastAsia="Arial"/>
       </w:rPr>
       <w:tblPr/>
       <w:tcPr>
@@ -18640,7 +18640,7 @@
       <w:spacing w:after="0" w:line="240" w:lineRule="auto"/>
     </w:pPr>
     <w:rPr>
-      <w:rFonts w:asciiTheme="majorHAnsi" w:eastAsiaTheme="majorEastAsia" w:hAnsiTheme="majorHAnsi" w:cstheme="majorBidi"/>
+      <w:rFonts w:ascii="Arial" w:hAnsi="Arial" w:cs="Arial" w:eastAsia="Arial"/>
       <w:color w:val="000000" w:themeColor="text1"/>
     </w:rPr>
     <w:tblPr>
@@ -18768,7 +18768,7 @@
       <w:spacing w:after="0" w:line="240" w:lineRule="auto"/>
     </w:pPr>
     <w:rPr>
-      <w:rFonts w:asciiTheme="majorHAnsi" w:eastAsiaTheme="majorEastAsia" w:hAnsiTheme="majorHAnsi" w:cstheme="majorBidi"/>
+      <w:rFonts w:ascii="Arial" w:hAnsi="Arial" w:cs="Arial" w:eastAsia="Arial"/>
       <w:color w:val="000000" w:themeColor="text1"/>
     </w:rPr>
     <w:tblPr>
@@ -18896,7 +18896,7 @@
       <w:spacing w:after="0" w:line="240" w:lineRule="auto"/>
     </w:pPr>
     <w:rPr>
-      <w:rFonts w:asciiTheme="majorHAnsi" w:eastAsiaTheme="majorEastAsia" w:hAnsiTheme="majorHAnsi" w:cstheme="majorBidi"/>
+      <w:rFonts w:ascii="Arial" w:hAnsi="Arial" w:cs="Arial" w:eastAsia="Arial"/>
       <w:color w:val="000000" w:themeColor="text1"/>
     </w:rPr>
     <w:tblPr>
@@ -19024,7 +19024,7 @@
       <w:spacing w:after="0" w:line="240" w:lineRule="auto"/>
     </w:pPr>
     <w:rPr>
-      <w:rFonts w:asciiTheme="majorHAnsi" w:eastAsiaTheme="majorEastAsia" w:hAnsiTheme="majorHAnsi" w:cstheme="majorBidi"/>
+      <w:rFonts w:ascii="Arial" w:hAnsi="Arial" w:cs="Arial" w:eastAsia="Arial"/>
       <w:color w:val="000000" w:themeColor="text1"/>
     </w:rPr>
     <w:tblPr>
@@ -19152,7 +19152,7 @@
       <w:spacing w:after="0" w:line="240" w:lineRule="auto"/>
     </w:pPr>
     <w:rPr>
-      <w:rFonts w:asciiTheme="majorHAnsi" w:eastAsiaTheme="majorEastAsia" w:hAnsiTheme="majorHAnsi" w:cstheme="majorBidi"/>
+      <w:rFonts w:ascii="Arial" w:hAnsi="Arial" w:cs="Arial" w:eastAsia="Arial"/>
       <w:color w:val="000000" w:themeColor="text1"/>
     </w:rPr>
     <w:tblPr>
@@ -19280,7 +19280,7 @@
       <w:spacing w:after="0" w:line="240" w:lineRule="auto"/>
     </w:pPr>
     <w:rPr>
-      <w:rFonts w:asciiTheme="majorHAnsi" w:eastAsiaTheme="majorEastAsia" w:hAnsiTheme="majorHAnsi" w:cstheme="majorBidi"/>
+      <w:rFonts w:ascii="Arial" w:hAnsi="Arial" w:cs="Arial" w:eastAsia="Arial"/>
       <w:color w:val="000000" w:themeColor="text1"/>
     </w:rPr>
     <w:tblPr>
@@ -19408,7 +19408,7 @@
       <w:spacing w:after="0" w:line="240" w:lineRule="auto"/>
     </w:pPr>
     <w:rPr>
-      <w:rFonts w:asciiTheme="majorHAnsi" w:eastAsiaTheme="majorEastAsia" w:hAnsiTheme="majorHAnsi" w:cstheme="majorBidi"/>
+      <w:rFonts w:ascii="Arial" w:hAnsi="Arial" w:cs="Arial" w:eastAsia="Arial"/>
       <w:color w:val="000000" w:themeColor="text1"/>
     </w:rPr>
     <w:tblPr>
@@ -20047,7 +20047,7 @@
       <w:spacing w:after="0" w:line="240" w:lineRule="auto"/>
     </w:pPr>
     <w:rPr>
-      <w:rFonts w:asciiTheme="majorHAnsi" w:eastAsiaTheme="majorEastAsia" w:hAnsiTheme="majorHAnsi" w:cstheme="majorBidi"/>
+      <w:rFonts w:ascii="Arial" w:hAnsi="Arial" w:cs="Arial" w:eastAsia="Arial"/>
       <w:color w:val="000000" w:themeColor="text1"/>
     </w:rPr>
     <w:tblPr>
@@ -20172,7 +20172,7 @@
       <w:spacing w:after="0" w:line="240" w:lineRule="auto"/>
     </w:pPr>
     <w:rPr>
-      <w:rFonts w:asciiTheme="majorHAnsi" w:eastAsiaTheme="majorEastAsia" w:hAnsiTheme="majorHAnsi" w:cstheme="majorBidi"/>
+      <w:rFonts w:ascii="Arial" w:hAnsi="Arial" w:cs="Arial" w:eastAsia="Arial"/>
       <w:color w:val="000000" w:themeColor="text1"/>
     </w:rPr>
     <w:tblPr>
@@ -20297,7 +20297,7 @@
       <w:spacing w:after="0" w:line="240" w:lineRule="auto"/>
     </w:pPr>
     <w:rPr>
-      <w:rFonts w:asciiTheme="majorHAnsi" w:eastAsiaTheme="majorEastAsia" w:hAnsiTheme="majorHAnsi" w:cstheme="majorBidi"/>
+      <w:rFonts w:ascii="Arial" w:hAnsi="Arial" w:cs="Arial" w:eastAsia="Arial"/>
       <w:color w:val="000000" w:themeColor="text1"/>
     </w:rPr>
     <w:tblPr>
@@ -20422,7 +20422,7 @@
       <w:spacing w:after="0" w:line="240" w:lineRule="auto"/>
     </w:pPr>
     <w:rPr>
-      <w:rFonts w:asciiTheme="majorHAnsi" w:eastAsiaTheme="majorEastAsia" w:hAnsiTheme="majorHAnsi" w:cstheme="majorBidi"/>
+      <w:rFonts w:ascii="Arial" w:hAnsi="Arial" w:cs="Arial" w:eastAsia="Arial"/>
       <w:color w:val="000000" w:themeColor="text1"/>
     </w:rPr>
     <w:tblPr>
@@ -20547,7 +20547,7 @@
       <w:spacing w:after="0" w:line="240" w:lineRule="auto"/>
     </w:pPr>
     <w:rPr>
-      <w:rFonts w:asciiTheme="majorHAnsi" w:eastAsiaTheme="majorEastAsia" w:hAnsiTheme="majorHAnsi" w:cstheme="majorBidi"/>
+      <w:rFonts w:ascii="Arial" w:hAnsi="Arial" w:cs="Arial" w:eastAsia="Arial"/>
       <w:color w:val="000000" w:themeColor="text1"/>
     </w:rPr>
     <w:tblPr>
@@ -20672,7 +20672,7 @@
       <w:spacing w:after="0" w:line="240" w:lineRule="auto"/>
     </w:pPr>
     <w:rPr>
-      <w:rFonts w:asciiTheme="majorHAnsi" w:eastAsiaTheme="majorEastAsia" w:hAnsiTheme="majorHAnsi" w:cstheme="majorBidi"/>
+      <w:rFonts w:ascii="Arial" w:hAnsi="Arial" w:cs="Arial" w:eastAsia="Arial"/>
       <w:color w:val="000000" w:themeColor="text1"/>
     </w:rPr>
     <w:tblPr>
@@ -20797,7 +20797,7 @@
       <w:spacing w:after="0" w:line="240" w:lineRule="auto"/>
     </w:pPr>
     <w:rPr>
-      <w:rFonts w:asciiTheme="majorHAnsi" w:eastAsiaTheme="majorEastAsia" w:hAnsiTheme="majorHAnsi" w:cstheme="majorBidi"/>
+      <w:rFonts w:ascii="Arial" w:hAnsi="Arial" w:cs="Arial" w:eastAsia="Arial"/>
       <w:color w:val="000000" w:themeColor="text1"/>
     </w:rPr>
     <w:tblPr>
@@ -24750,7 +24750,7 @@
     </a:clrScheme>
     <a:fontScheme name="Office">
       <a:majorFont>
-        <a:latin typeface="Calibri"/>
+        <a:latin typeface="Arial"/>
         <a:ea typeface=""/>
         <a:cs typeface=""/>
         <a:font script="Jpan" typeface="ＭＳ ゴシック"/>
@@ -24785,7 +24785,7 @@
         <a:font script="Geor" typeface="Sylfaen"/>
       </a:majorFont>
       <a:minorFont>
-        <a:latin typeface="Cambria"/>
+        <a:latin typeface="Arial"/>
         <a:ea typeface=""/>
         <a:cs typeface=""/>
         <a:font script="Jpan" typeface="ＭＳ 明朝"/>

--- a/assets/worksheets/simple-spectrometer/03-fourier-series.docx
+++ b/assets/worksheets/simple-spectrometer/03-fourier-series.docx
@@ -818,15 +818,39 @@
     <w:pPr>
       <w:pStyle w:val="Header"/>
       <w:tabs>
-        <w:tab w:pos="10080" w:val="right"/>
+        <w:tab w:val="clear" w:pos="576"/>
+        <w:tab w:val="clear" w:pos="1152"/>
+        <w:tab w:val="clear" w:pos="1728"/>
+        <w:tab w:val="clear" w:pos="2304"/>
+        <w:tab w:val="clear" w:pos="2880"/>
+        <w:tab w:val="clear" w:pos="3456"/>
+        <w:tab w:val="clear" w:pos="4032"/>
+        <w:tab w:pos="9820" w:val="right"/>
       </w:tabs>
+      <w:spacing w:before="0" w:after="0" w:lineRule="exact" w:line="480"/>
+      <w:shd w:val="clear" w:fill="002855"/>
+      <w:pBdr>
+        <w:bottom w:val="single" w:sz="16" w:space="0" w:color="EEAA00"/>
+      </w:pBdr>
     </w:pPr>
     <w:r>
       <w:rPr>
-        <w:b/>
-        <w:color w:val="002855"/>
-      </w:rPr>
-      <w:t>WVU DSPIRA</w:t>
+        <w:rFonts w:ascii="Arial" w:hAnsi="Arial"/>
+        <w:b/>
+        <w:color w:val="FFFFFF"/>
+        <w:sz w:val="32"/>
+      </w:rPr>
+      <w:t xml:space="preserve">  WVU DSPIRA</w:t>
+    </w:r>
+    <w:r>
+      <w:rPr>
+        <w:rFonts w:ascii="Arial" w:hAnsi="Arial"/>
+        <w:b w:val="0"/>
+        <w:color w:val="FFFFFF"/>
+        <w:sz w:val="18"/>
+      </w:rPr>
+      <w:tab/>
+      <w:t>WEST VIRGINIA UNIVERSITY</w:t>
     </w:r>
   </w:p>
 </w:hdr>

--- a/assets/worksheets/simple-spectrometer/03-fourier-series.docx
+++ b/assets/worksheets/simple-spectrometer/03-fourier-series.docx
@@ -1497,7 +1497,7 @@
       </w:tabs>
     </w:pPr>
     <w:r>
-      <w:t>wvurail.org/dspira</w:t>
+      <w:t>rail.wvu.edu/dspira</w:t>
     </w:r>
     <w:r>
       <w:tab/>
